--- a/word_reports/LP_0248_위치_712_Morris Albert_Feelings.docx
+++ b/word_reports/LP_0248_위치_712_Morris Albert_Feelings.docx
@@ -4,7 +4,7 @@
   <w:body>
     <w:p>
       <w:pPr>
-        <w:spacing w:after="280"/>
+        <w:spacing w:after="80"/>
       </w:pPr>
       <w:r>
         <w:rPr w:rFonts="맑은 고딕">
@@ -13,94 +13,47 @@
           <w:color w:val="1E3A8A"/>
           <w:sz w:val="30"/>
         </w:rPr>
-        <w:t>[712] Morris Albert - Feelings</w:t>
+        <w:t>Morris Albert (모리스 앨버트) - Feelings</w:t>
       </w:r>
     </w:p>
     <w:p>
       <w:pPr>
-        <w:spacing w:after="320"/>
+        <w:spacing w:after="240"/>
       </w:pPr>
       <w:r>
         <w:rPr w:rFonts="맑은 고딕">
           <w:rFonts w:ascii="맑은 고딕" w:hAnsi="맑은 고딕" w:eastAsia="맑은 고딕"/>
           <w:b/>
-          <w:sz w:val="20"/>
+          <w:color w:val="4B5563"/>
+          <w:sz w:val="22"/>
         </w:rPr>
-        <w:t>■ 위치 : 712</w:t>
-        <w:br/>
-      </w:r>
-      <w:r>
-        <w:rPr w:rFonts="맑은 고딕">
-          <w:rFonts w:ascii="맑은 고딕" w:hAnsi="맑은 고딕" w:eastAsia="맑은 고딕"/>
-          <w:b/>
-          <w:sz w:val="20"/>
-        </w:rPr>
-        <w:t>■ 아티스트 : Morris Albert</w:t>
-        <w:br/>
-      </w:r>
-      <w:r>
-        <w:rPr w:rFonts="맑은 고딕">
-          <w:rFonts w:ascii="맑은 고딕" w:hAnsi="맑은 고딕" w:eastAsia="맑은 고딕"/>
-          <w:b/>
-          <w:sz w:val="20"/>
-        </w:rPr>
-        <w:t>■ 앨범명 : Feelings</w:t>
-        <w:br/>
-      </w:r>
-      <w:r>
-        <w:rPr w:rFonts="맑은 고딕">
-          <w:rFonts w:ascii="맑은 고딕" w:hAnsi="맑은 고딕" w:eastAsia="맑은 고딕"/>
-          <w:b w:val="0"/>
-          <w:sz w:val="20"/>
-        </w:rPr>
-        <w:t>■ 음반 레이블 : RCA Victor</w:t>
-        <w:br/>
-      </w:r>
-      <w:r>
-        <w:rPr w:rFonts="맑은 고딕">
-          <w:rFonts w:ascii="맑은 고딕" w:hAnsi="맑은 고딕" w:eastAsia="맑은 고딕"/>
-          <w:b w:val="0"/>
-          <w:sz w:val="20"/>
-        </w:rPr>
-        <w:t>■ 발매년도 : 1975</w:t>
-        <w:br/>
-      </w:r>
-      <w:r>
-        <w:rPr w:rFonts="맑은 고딕">
-          <w:rFonts w:ascii="맑은 고딕" w:hAnsi="맑은 고딕" w:eastAsia="맑은 고딕"/>
-          <w:b w:val="0"/>
-          <w:sz w:val="20"/>
-        </w:rPr>
-        <w:t>■ 장르 : 소프트 록, 팝 발라드, 이지 리스닝</w:t>
-        <w:br/>
-      </w:r>
-      <w:r>
-        <w:rPr w:rFonts="맑은 고딕">
-          <w:rFonts w:ascii="맑은 고딕" w:hAnsi="맑은 고딕" w:eastAsia="맑은 고딕"/>
-          <w:b w:val="0"/>
-          <w:sz w:val="20"/>
-        </w:rPr>
-        <w:t>■ 주요 수록곡 : 1. Feelings</w:t>
-        <w:br/>
+        <w:t>위치 :  712</w:t>
       </w:r>
     </w:p>
     <w:p>
       <w:pPr>
-        <w:spacing w:after="160"/>
+        <w:spacing w:line="324" w:lineRule="auto" w:before="80" w:after="160"/>
       </w:pPr>
       <w:r>
         <w:rPr w:rFonts="맑은 고딕">
           <w:rFonts w:ascii="맑은 고딕" w:hAnsi="맑은 고딕" w:eastAsia="맑은 고딕"/>
           <w:b/>
           <w:color w:val="1F2937"/>
-          <w:sz w:val="24"/>
+          <w:sz w:val="22"/>
         </w:rPr>
-        <w:t>■ 음반 해설 및 감상 가이드</w:t>
+        <w:t xml:space="preserve">[음반 소개] </w:t>
+      </w:r>
+      <w:r>
+        <w:rPr w:rFonts="맑은 고딕">
+          <w:rFonts w:ascii="맑은 고딕" w:hAnsi="맑은 고딕" w:eastAsia="맑은 고딕"/>
+          <w:b w:val="0"/>
+          <w:sz w:val="21"/>
+        </w:rPr>
       </w:r>
     </w:p>
     <w:p>
       <w:pPr>
-        <w:spacing w:line="312" w:lineRule="auto" w:after="120"/>
+        <w:spacing w:line="324" w:lineRule="auto" w:after="120"/>
       </w:pPr>
       <w:r>
         <w:rPr w:rFonts="맑은 고딕">
@@ -108,51 +61,516 @@
           <w:b w:val="0"/>
           <w:sz w:val="21"/>
         </w:rPr>
-        <w:t>1970년대 중반, 브라질 출신의 싱어송라이터 모리스 알버트(Morris Albert)가 발표한 앨범 《Feelings》는 전 세계 음악팬들의 감성을 사로잡으며 팝 역사상 가장 로맨틱하고 애절한 명반 중 하나로 자리매김했습니다. 당시 브라질 음악계에서 주로 활동하던 그가 영어로 가사를 써 내려간 이 음반은 발매 직후 국경을 넘어 글로벌 히트를 기록하였으며, 1970년대 소프트 록과 이지 리스닝 음악의 황금기를 대표하는 성과로 평가받고 있습니다.</w:t>
+        <w:t>1970년대 중반, 전 세계인의 메마른 가슴을 단 한 줄의 멜로디로 적시며 영원불멸의 낭만을 선사한 모리스 앨버트의 기념비적인 명반입니다. 브라질 특유의 아련한 보사노바 감수성과 유려한 오케스트레이션이 빚어낸 이 음반은, 이별의 회한과 그리움을 가장 순수하고 우아한 어조로 노래합니다. 반세기가 지난 오늘날에도 여전히 퇴색되지 않는 애절한 서정미를 품고 있으며, 시대를 초월하여 팝 발라드가 도달할 수 있는 가장 깊은 서정의 극점을 증명하는 클래식입니다.</w:t>
       </w:r>
     </w:p>
     <w:p>
       <w:pPr>
-        <w:spacing w:line="312" w:lineRule="auto" w:after="120"/>
+        <w:spacing w:line="324" w:lineRule="auto" w:before="200" w:after="80"/>
       </w:pPr>
+      <w:r>
+        <w:rPr w:rFonts="맑은 고딕">
+          <w:rFonts w:ascii="맑은 고딕" w:hAnsi="맑은 고딕" w:eastAsia="맑은 고딕"/>
+          <w:b/>
+          <w:color w:val="1E3A8A"/>
+          <w:sz w:val="24"/>
+        </w:rPr>
+        <w:t>1. 음반 데이터</w:t>
+      </w:r>
+    </w:p>
+    <w:p>
+      <w:pPr>
+        <w:spacing w:line="324" w:lineRule="auto" w:after="80"/>
+      </w:pPr>
+      <w:r>
+        <w:rPr w:rFonts="맑은 고딕">
+          <w:rFonts w:ascii="맑은 고딕" w:hAnsi="맑은 고딕" w:eastAsia="맑은 고딕"/>
+          <w:b w:val="0"/>
+          <w:color w:val="6B7280"/>
+          <w:sz w:val="21"/>
+        </w:rPr>
+        <w:t xml:space="preserve">· </w:t>
+      </w:r>
+      <w:r>
+        <w:rPr w:rFonts="맑은 고딕">
+          <w:rFonts w:ascii="맑은 고딕" w:hAnsi="맑은 고딕" w:eastAsia="맑은 고딕"/>
+          <w:b/>
+          <w:color w:val="1F2937"/>
+          <w:sz w:val="21"/>
+        </w:rPr>
+        <w:t xml:space="preserve">앨범명: </w:t>
+      </w:r>
       <w:r>
         <w:rPr w:rFonts="맑은 고딕">
           <w:rFonts w:ascii="맑은 고딕" w:hAnsi="맑은 고딕" w:eastAsia="맑은 고딕"/>
           <w:b w:val="0"/>
           <w:sz w:val="21"/>
         </w:rPr>
-        <w:t>본 음반의 음악적 핵심은 섬세하게 세공된 현악 편곡과 감미로운 아쿠스틱 기타, 그리고 모리스 알버트 특유의 호소력 짙은 보컬이 이루는 완벽한 조화에 있습니다. 알버트의 음성은 화려한 테크닉을 과시하기보다는 절제된 감정의 결을 따라 나지막이 읊조리듯 다가오며, 실연의 아픔과 지나간 사랑에 대한 그리움을 가장 순수한 형태로 전달합니다. 브라질 특유의 아련한 감수성(Saudade)이 서양 팝 발라드의 어법과 결합하여 깊은 울림을 선사합니다.</w:t>
+        <w:t>Feelings</w:t>
       </w:r>
     </w:p>
     <w:p>
       <w:pPr>
-        <w:spacing w:line="312" w:lineRule="auto" w:after="120"/>
+        <w:spacing w:line="324" w:lineRule="auto" w:after="80"/>
       </w:pPr>
+      <w:r>
+        <w:rPr w:rFonts="맑은 고딕">
+          <w:rFonts w:ascii="맑은 고딕" w:hAnsi="맑은 고딕" w:eastAsia="맑은 고딕"/>
+          <w:b w:val="0"/>
+          <w:color w:val="6B7280"/>
+          <w:sz w:val="21"/>
+        </w:rPr>
+        <w:t xml:space="preserve">· </w:t>
+      </w:r>
+      <w:r>
+        <w:rPr w:rFonts="맑은 고딕">
+          <w:rFonts w:ascii="맑은 고딕" w:hAnsi="맑은 고딕" w:eastAsia="맑은 고딕"/>
+          <w:b/>
+          <w:color w:val="1F2937"/>
+          <w:sz w:val="21"/>
+        </w:rPr>
+        <w:t xml:space="preserve">아티스트: </w:t>
+      </w:r>
       <w:r>
         <w:rPr w:rFonts="맑은 고딕">
           <w:rFonts w:ascii="맑은 고딕" w:hAnsi="맑은 고딕" w:eastAsia="맑은 고딕"/>
           <w:b w:val="0"/>
           <w:sz w:val="21"/>
         </w:rPr>
-        <w:t>앨범을 관통하는 명곡이자 시대를 초월한 타이틀곡 "Feelings"는 절망과 애수가 교차하는 멜로디라인으로 청자의 마음을 단숨에 사로잡습니다. 이 곡은 추후 프랭크 시나트라, 니나 시몬, 엠마누엘 등 수많은 거장들에 의해 리메이크되며 영원한 팝 클래식의 반열에 올랐습니다. 더불어 단아한 멜로디가 돋보이는 "Leave Me"와 세련된 70년대 팝 스탠더드의 진수를 보여주는 "Gonna Love You More" 등 수록곡 전반이 고른 완성도를 자랑하며, 앨범 전체가 하나의 일관된 정서적 흐름을 유지하고 있습니다.</w:t>
+        <w:t>Morris Albert (모리스 앨버트)</w:t>
       </w:r>
     </w:p>
     <w:p>
       <w:pPr>
-        <w:spacing w:line="312" w:lineRule="auto" w:after="120"/>
+        <w:spacing w:line="324" w:lineRule="auto" w:after="80"/>
       </w:pPr>
+      <w:r>
+        <w:rPr w:rFonts="맑은 고딕">
+          <w:rFonts w:ascii="맑은 고딕" w:hAnsi="맑은 고딕" w:eastAsia="맑은 고딕"/>
+          <w:b w:val="0"/>
+          <w:color w:val="6B7280"/>
+          <w:sz w:val="21"/>
+        </w:rPr>
+        <w:t xml:space="preserve">· </w:t>
+      </w:r>
+      <w:r>
+        <w:rPr w:rFonts="맑은 고딕">
+          <w:rFonts w:ascii="맑은 고딕" w:hAnsi="맑은 고딕" w:eastAsia="맑은 고딕"/>
+          <w:b/>
+          <w:color w:val="1F2937"/>
+          <w:sz w:val="21"/>
+        </w:rPr>
+        <w:t xml:space="preserve">발매 정보: </w:t>
+      </w:r>
       <w:r>
         <w:rPr w:rFonts="맑은 고딕">
           <w:rFonts w:ascii="맑은 고딕" w:hAnsi="맑은 고딕" w:eastAsia="맑은 고딕"/>
           <w:b w:val="0"/>
           <w:sz w:val="21"/>
         </w:rPr>
-        <w:t>LP 매체로서 이 음반이 지니는 가치는 더욱 특별합니다. 70년대 특유의 따뜻하고 풍성한 아날로그 사운드는 현악 세션의 풍부한 잔향과 보컬의 미세한 숨소리까지 생생하게 담아내어, 턴테이블 위에서 바늘이 돌아갈 때 비로소 그 진가를 발휘합니다. 밤의 정적 속에서 낭만과 고독의 깊이를 음미하고 싶은 음악 애호가들에게 이 음반은 아날로그 오디오 리스닝의 커다란 기쁨을 선사하는 고품격 명반입니다.</w:t>
+        <w:t>1975년 브라질 레이블 Beverly 및 미국의 RCA Victor를 통해 발매된 작품으로, 남미의 낭만과 영미 팝의 세련된 편곡 미학이 조화롭게 결합되어 전 세계 팝 역사에 지워지지 않을 발자취를 남긴 명작입니다.</w:t>
+      </w:r>
+    </w:p>
+    <w:p>
+      <w:pPr>
+        <w:spacing w:line="324" w:lineRule="auto" w:after="80"/>
+      </w:pPr>
+      <w:r>
+        <w:rPr w:rFonts="맑은 고딕">
+          <w:rFonts w:ascii="맑은 고딕" w:hAnsi="맑은 고딕" w:eastAsia="맑은 고딕"/>
+          <w:b w:val="0"/>
+          <w:color w:val="6B7280"/>
+          <w:sz w:val="21"/>
+        </w:rPr>
+        <w:t xml:space="preserve">· </w:t>
+      </w:r>
+      <w:r>
+        <w:rPr w:rFonts="맑은 고딕">
+          <w:rFonts w:ascii="맑은 고딕" w:hAnsi="맑은 고딕" w:eastAsia="맑은 고딕"/>
+          <w:b/>
+          <w:color w:val="1F2937"/>
+          <w:sz w:val="21"/>
+        </w:rPr>
+        <w:t xml:space="preserve">LP 인기도(판매량): </w:t>
+      </w:r>
+      <w:r>
+        <w:rPr w:rFonts="맑은 고딕">
+          <w:rFonts w:ascii="맑은 고딕" w:hAnsi="맑은 고딕" w:eastAsia="맑은 고딕"/>
+          <w:b w:val="0"/>
+          <w:sz w:val="21"/>
+        </w:rPr>
+        <w:t>타이틀곡 'Feelings'의 세계적인 폭발력에 힘입어 미국 빌보드 핫 100 차트 6위, 어덜트 컨템포러리 차트 2위를 기록하였으며, 전 세계적으로 수백만 장 이상의 음반 판매고를 올리며 글로벌 신드롬을 일으켰습니다.</w:t>
+      </w:r>
+    </w:p>
+    <w:p>
+      <w:pPr>
+        <w:spacing w:line="324" w:lineRule="auto" w:after="80"/>
+      </w:pPr>
+      <w:r>
+        <w:rPr w:rFonts="맑은 고딕">
+          <w:rFonts w:ascii="맑은 고딕" w:hAnsi="맑은 고딕" w:eastAsia="맑은 고딕"/>
+          <w:b w:val="0"/>
+          <w:color w:val="6B7280"/>
+          <w:sz w:val="21"/>
+        </w:rPr>
+        <w:t xml:space="preserve">· </w:t>
+      </w:r>
+      <w:r>
+        <w:rPr w:rFonts="맑은 고딕">
+          <w:rFonts w:ascii="맑은 고딕" w:hAnsi="맑은 고딕" w:eastAsia="맑은 고딕"/>
+          <w:b/>
+          <w:color w:val="1F2937"/>
+          <w:sz w:val="21"/>
+        </w:rPr>
+        <w:t xml:space="preserve">각종 수상경력: </w:t>
+      </w:r>
+      <w:r>
+        <w:rPr w:rFonts="맑은 고딕">
+          <w:rFonts w:ascii="맑은 고딕" w:hAnsi="맑은 고딕" w:eastAsia="맑은 고딕"/>
+          <w:b w:val="0"/>
+          <w:sz w:val="21"/>
+        </w:rPr>
+        <w:t>1976년 제18회 그래미 어워드(Grammy Awards)에서 '올해의 레코드(Record of the Year)', '올해의 노래(Song of the Year)', '최우수 남성 팝 보컬', '최우수 신인상' 등 주요 4개 부문 후보에 오르며 대중성과 예술성을 동시에 공인받았습니다.</w:t>
+      </w:r>
+    </w:p>
+    <w:p>
+      <w:pPr>
+        <w:spacing w:line="324" w:lineRule="auto" w:before="200" w:after="80"/>
+      </w:pPr>
+      <w:r>
+        <w:rPr w:rFonts="맑은 고딕">
+          <w:rFonts w:ascii="맑은 고딕" w:hAnsi="맑은 고딕" w:eastAsia="맑은 고딕"/>
+          <w:b/>
+          <w:color w:val="1E3A8A"/>
+          <w:sz w:val="24"/>
+        </w:rPr>
+        <w:t>2. 아티스트 정보</w:t>
+      </w:r>
+    </w:p>
+    <w:p>
+      <w:pPr>
+        <w:spacing w:line="324" w:lineRule="auto" w:after="80"/>
+      </w:pPr>
+      <w:r>
+        <w:rPr w:rFonts="맑은 고딕">
+          <w:rFonts w:ascii="맑은 고딕" w:hAnsi="맑은 고딕" w:eastAsia="맑은 고딕"/>
+          <w:b w:val="0"/>
+          <w:color w:val="6B7280"/>
+          <w:sz w:val="21"/>
+        </w:rPr>
+        <w:t xml:space="preserve">· </w:t>
+      </w:r>
+      <w:r>
+        <w:rPr w:rFonts="맑은 고딕">
+          <w:rFonts w:ascii="맑은 고딕" w:hAnsi="맑은 고딕" w:eastAsia="맑은 고딕"/>
+          <w:b/>
+          <w:color w:val="1F2937"/>
+          <w:sz w:val="21"/>
+        </w:rPr>
+        <w:t xml:space="preserve">국적: </w:t>
+      </w:r>
+      <w:r>
+        <w:rPr w:rFonts="맑은 고딕">
+          <w:rFonts w:ascii="맑은 고딕" w:hAnsi="맑은 고딕" w:eastAsia="맑은 고딕"/>
+          <w:b w:val="0"/>
+          <w:sz w:val="21"/>
+        </w:rPr>
+        <w:t>브라질 (Brazil)</w:t>
+      </w:r>
+    </w:p>
+    <w:p>
+      <w:pPr>
+        <w:spacing w:line="324" w:lineRule="auto" w:after="80"/>
+      </w:pPr>
+      <w:r>
+        <w:rPr w:rFonts="맑은 고딕">
+          <w:rFonts w:ascii="맑은 고딕" w:hAnsi="맑은 고딕" w:eastAsia="맑은 고딕"/>
+          <w:b w:val="0"/>
+          <w:color w:val="6B7280"/>
+          <w:sz w:val="21"/>
+        </w:rPr>
+        <w:t xml:space="preserve">· </w:t>
+      </w:r>
+      <w:r>
+        <w:rPr w:rFonts="맑은 고딕">
+          <w:rFonts w:ascii="맑은 고딕" w:hAnsi="맑은 고딕" w:eastAsia="맑은 고딕"/>
+          <w:b/>
+          <w:color w:val="1F2937"/>
+          <w:sz w:val="21"/>
+        </w:rPr>
+        <w:t xml:space="preserve">생몰년도: </w:t>
+      </w:r>
+      <w:r>
+        <w:rPr w:rFonts="맑은 고딕">
+          <w:rFonts w:ascii="맑은 고딕" w:hAnsi="맑은 고딕" w:eastAsia="맑은 고딕"/>
+          <w:b w:val="0"/>
+          <w:sz w:val="21"/>
+        </w:rPr>
+        <w:t>1951년 9월 7일 ~ 현재</w:t>
+      </w:r>
+    </w:p>
+    <w:p>
+      <w:pPr>
+        <w:spacing w:line="324" w:lineRule="auto" w:after="80"/>
+      </w:pPr>
+      <w:r>
+        <w:rPr w:rFonts="맑은 고딕">
+          <w:rFonts w:ascii="맑은 고딕" w:hAnsi="맑은 고딕" w:eastAsia="맑은 고딕"/>
+          <w:b w:val="0"/>
+          <w:color w:val="6B7280"/>
+          <w:sz w:val="21"/>
+        </w:rPr>
+        <w:t xml:space="preserve">· </w:t>
+      </w:r>
+      <w:r>
+        <w:rPr w:rFonts="맑은 고딕">
+          <w:rFonts w:ascii="맑은 고딕" w:hAnsi="맑은 고딕" w:eastAsia="맑은 고딕"/>
+          <w:b/>
+          <w:color w:val="1F2937"/>
+          <w:sz w:val="21"/>
+        </w:rPr>
+        <w:t xml:space="preserve">그룹 소속: </w:t>
+      </w:r>
+      <w:r>
+        <w:rPr w:rFonts="맑은 고딕">
+          <w:rFonts w:ascii="맑은 고딕" w:hAnsi="맑은 고딕" w:eastAsia="맑은 고딕"/>
+          <w:b w:val="0"/>
+          <w:sz w:val="21"/>
+        </w:rPr>
+        <w:t>솔로</w:t>
+      </w:r>
+    </w:p>
+    <w:p>
+      <w:pPr>
+        <w:spacing w:line="324" w:lineRule="auto" w:after="80"/>
+      </w:pPr>
+      <w:r>
+        <w:rPr w:rFonts="맑은 고딕">
+          <w:rFonts w:ascii="맑은 고딕" w:hAnsi="맑은 고딕" w:eastAsia="맑은 고딕"/>
+          <w:b w:val="0"/>
+          <w:color w:val="6B7280"/>
+          <w:sz w:val="21"/>
+        </w:rPr>
+        <w:t xml:space="preserve">· </w:t>
+      </w:r>
+      <w:r>
+        <w:rPr w:rFonts="맑은 고딕">
+          <w:rFonts w:ascii="맑은 고딕" w:hAnsi="맑은 고딕" w:eastAsia="맑은 고딕"/>
+          <w:b/>
+          <w:color w:val="1F2937"/>
+          <w:sz w:val="21"/>
+        </w:rPr>
+        <w:t xml:space="preserve">아티스트 소개: </w:t>
+      </w:r>
+      <w:r>
+        <w:rPr w:rFonts="맑은 고딕">
+          <w:rFonts w:ascii="맑은 고딕" w:hAnsi="맑은 고딕" w:eastAsia="맑은 고딕"/>
+          <w:b w:val="0"/>
+          <w:sz w:val="21"/>
+        </w:rPr>
+        <w:t>리우데자네이루 출신의 싱어송라이터 모리스 앨버트는 남미 특유의 멜랑콜리와 영미식 소프트 록의 절제미를 완벽하게 융합해 낸 독보적인 보컬리스트입니다. 가슴 깊은 곳을 울리는 나직하고도 호소력 짙은 음색으로 1970년대 어덜트 컨템포러리 팝의 황금기를 이끌었으며, 팝 음악사에 서정주의의 상징과도 같은 족적을 남겼습니다.</w:t>
+      </w:r>
+    </w:p>
+    <w:p>
+      <w:pPr>
+        <w:spacing w:line="324" w:lineRule="auto" w:before="200" w:after="80"/>
+      </w:pPr>
+      <w:r>
+        <w:rPr w:rFonts="맑은 고딕">
+          <w:rFonts w:ascii="맑은 고딕" w:hAnsi="맑은 고딕" w:eastAsia="맑은 고딕"/>
+          <w:b/>
+          <w:color w:val="1E3A8A"/>
+          <w:sz w:val="24"/>
+        </w:rPr>
+        <w:t>3. 음반 상세 분석</w:t>
+      </w:r>
+    </w:p>
+    <w:p>
+      <w:pPr>
+        <w:spacing w:line="324" w:lineRule="auto" w:after="80"/>
+      </w:pPr>
+      <w:r>
+        <w:rPr w:rFonts="맑은 고딕">
+          <w:rFonts w:ascii="맑은 고딕" w:hAnsi="맑은 고딕" w:eastAsia="맑은 고딕"/>
+          <w:b w:val="0"/>
+          <w:color w:val="6B7280"/>
+          <w:sz w:val="21"/>
+        </w:rPr>
+        <w:t xml:space="preserve">· </w:t>
+      </w:r>
+      <w:r>
+        <w:rPr w:rFonts="맑은 고딕">
+          <w:rFonts w:ascii="맑은 고딕" w:hAnsi="맑은 고딕" w:eastAsia="맑은 고딕"/>
+          <w:b/>
+          <w:color w:val="1F2937"/>
+          <w:sz w:val="21"/>
+        </w:rPr>
+        <w:t xml:space="preserve">역사적 위치: </w:t>
+      </w:r>
+      <w:r>
+        <w:rPr w:rFonts="맑은 고딕">
+          <w:rFonts w:ascii="맑은 고딕" w:hAnsi="맑은 고딕" w:eastAsia="맑은 고딕"/>
+          <w:b w:val="0"/>
+          <w:sz w:val="21"/>
+        </w:rPr>
+        <w:t>하드 록과 디스코의 거센 물결 속에서 순수한 멜로디 중심 스탠더드 팝의 위엄과 품격을 지켜낸 음악사적 분수령입니다. 화려함보다는 내면의 결을 섬세하게 어루만지는 절제된 악기 구성과 웅장한 현악 편곡의 조화는, 오늘날까지도 이지 리스닝 및 서정 발라드의 모범적 전형으로 칭송받고 있습니다.</w:t>
+      </w:r>
+    </w:p>
+    <w:p>
+      <w:pPr>
+        <w:spacing w:line="324" w:lineRule="auto" w:after="80"/>
+      </w:pPr>
+      <w:r>
+        <w:rPr w:rFonts="맑은 고딕">
+          <w:rFonts w:ascii="맑은 고딕" w:hAnsi="맑은 고딕" w:eastAsia="맑은 고딕"/>
+          <w:b w:val="0"/>
+          <w:color w:val="6B7280"/>
+          <w:sz w:val="21"/>
+        </w:rPr>
+        <w:t xml:space="preserve">· </w:t>
+      </w:r>
+      <w:r>
+        <w:rPr w:rFonts="맑은 고딕">
+          <w:rFonts w:ascii="맑은 고딕" w:hAnsi="맑은 고딕" w:eastAsia="맑은 고딕"/>
+          <w:b/>
+          <w:color w:val="1F2937"/>
+          <w:sz w:val="21"/>
+        </w:rPr>
+        <w:t xml:space="preserve">시대의 흔적(스토리텔링): </w:t>
+      </w:r>
+      <w:r>
+        <w:rPr w:rFonts="맑은 고딕">
+          <w:rFonts w:ascii="맑은 고딕" w:hAnsi="맑은 고딕" w:eastAsia="맑은 고딕"/>
+          <w:b w:val="0"/>
+          <w:sz w:val="21"/>
+        </w:rPr>
+        <w:t>베트남 전쟁 종전 전후, 급변하는 사회적 격변 속에서 정서적 안식처를 갈망하던 1970년대 대중에게 이 음반은 더없는 위로가 되어주었습니다. 라디오 전파를 타고 흘러나오던 그의 애절한 고백은 사랑과 상실을 경험한 청춘들의 마음을 관통하며, 빛바랜 시절의 순수와 낭만을 대변하는 시대의 송가로 아로새겨졌습니다.</w:t>
+      </w:r>
+    </w:p>
+    <w:p>
+      <w:pPr>
+        <w:spacing w:line="324" w:lineRule="auto" w:before="200" w:after="80"/>
+      </w:pPr>
+      <w:r>
+        <w:rPr w:rFonts="맑은 고딕">
+          <w:rFonts w:ascii="맑은 고딕" w:hAnsi="맑은 고딕" w:eastAsia="맑은 고딕"/>
+          <w:b/>
+          <w:color w:val="1E3A8A"/>
+          <w:sz w:val="24"/>
+        </w:rPr>
+        <w:t>4. 주요 수록곡 및 감상 제언</w:t>
+      </w:r>
+    </w:p>
+    <w:p>
+      <w:pPr>
+        <w:spacing w:line="324" w:lineRule="auto" w:after="80"/>
+      </w:pPr>
+      <w:r>
+        <w:rPr w:rFonts="맑은 고딕">
+          <w:rFonts w:ascii="맑은 고딕" w:hAnsi="맑은 고딕" w:eastAsia="맑은 고딕"/>
+          <w:b w:val="0"/>
+          <w:color w:val="6B7280"/>
+          <w:sz w:val="21"/>
+        </w:rPr>
+        <w:t xml:space="preserve">· </w:t>
+      </w:r>
+      <w:r>
+        <w:rPr w:rFonts="맑은 고딕">
+          <w:rFonts w:ascii="맑은 고딕" w:hAnsi="맑은 고딕" w:eastAsia="맑은 고딕"/>
+          <w:b/>
+          <w:color w:val="1F2937"/>
+          <w:sz w:val="21"/>
+        </w:rPr>
+        <w:t xml:space="preserve">주요 수록곡 특징: </w:t>
+      </w:r>
+      <w:r>
+        <w:rPr w:rFonts="맑은 고딕">
+          <w:rFonts w:ascii="맑은 고딕" w:hAnsi="맑은 고딕" w:eastAsia="맑은 고딕"/>
+          <w:b w:val="0"/>
+          <w:sz w:val="21"/>
+        </w:rPr>
+        <w:t>첫 소절부터 심금을 울리는 불멸의 트랙 'Feelings'는 담담한 어쿠스틱 기타와 서정적인 스트링 편곡 위로 모리스 앨버트의 깊은 비브라토가 얹혀 슬픔의 미학을 완성합니다. 이에 더해 감미로운 멜로디가 빛나는 'Woman'과 은은한 소울의 서정이 감도는 'Sweet Loving Man' 등 수록곡 전반이 따뜻하고 유려한 감정선을 빈틈없이 이어갑니다.</w:t>
+      </w:r>
+    </w:p>
+    <w:p>
+      <w:pPr>
+        <w:spacing w:line="324" w:lineRule="auto" w:after="80"/>
+      </w:pPr>
+      <w:r>
+        <w:rPr w:rFonts="맑은 고딕">
+          <w:rFonts w:ascii="맑은 고딕" w:hAnsi="맑은 고딕" w:eastAsia="맑은 고딕"/>
+          <w:b w:val="0"/>
+          <w:color w:val="6B7280"/>
+          <w:sz w:val="21"/>
+        </w:rPr>
+        <w:t xml:space="preserve">· </w:t>
+      </w:r>
+      <w:r>
+        <w:rPr w:rFonts="맑은 고딕">
+          <w:rFonts w:ascii="맑은 고딕" w:hAnsi="맑은 고딕" w:eastAsia="맑은 고딕"/>
+          <w:b/>
+          <w:color w:val="1F2937"/>
+          <w:sz w:val="21"/>
+        </w:rPr>
+        <w:t xml:space="preserve">빈티지 감상 제언: </w:t>
+      </w:r>
+      <w:r>
+        <w:rPr w:rFonts="맑은 고딕">
+          <w:rFonts w:ascii="맑은 고딕" w:hAnsi="맑은 고딕" w:eastAsia="맑은 고딕"/>
+          <w:b w:val="0"/>
+          <w:sz w:val="21"/>
+        </w:rPr>
+        <w:t>턴테이블의 바늘이 소리골을 스치며 자아내는 은은한 아날로그 온기는, 진공관 앰프를 거칠 때 오케스트라 현악의 풍성한 배음과 보컬의 숨결을 극적으로 살려냅니다. 조도를 낮춘 공간에서 LP 특유의 밀도 높은 공명에 귀를 기울이면, 디지털 음원에서는 느낄 수 없는 깊은 공간감과 온화한 울림을 만끽할 수 있습니다.</w:t>
+      </w:r>
+    </w:p>
+    <w:p>
+      <w:pPr>
+        <w:spacing w:line="324" w:lineRule="auto" w:after="80"/>
+      </w:pPr>
+      <w:r>
+        <w:rPr w:rFonts="맑은 고딕">
+          <w:rFonts w:ascii="맑은 고딕" w:hAnsi="맑은 고딕" w:eastAsia="맑은 고딕"/>
+          <w:b w:val="0"/>
+          <w:color w:val="6B7280"/>
+          <w:sz w:val="21"/>
+        </w:rPr>
+        <w:t xml:space="preserve">· </w:t>
+      </w:r>
+      <w:r>
+        <w:rPr w:rFonts="맑은 고딕">
+          <w:rFonts w:ascii="맑은 고딕" w:hAnsi="맑은 고딕" w:eastAsia="맑은 고딕"/>
+          <w:b/>
+          <w:color w:val="1F2937"/>
+          <w:sz w:val="21"/>
+        </w:rPr>
+        <w:t xml:space="preserve">소장 가치: </w:t>
+      </w:r>
+      <w:r>
+        <w:rPr w:rFonts="맑은 고딕">
+          <w:rFonts w:ascii="맑은 고딕" w:hAnsi="맑은 고딕" w:eastAsia="맑은 고딕"/>
+          <w:b w:val="0"/>
+          <w:sz w:val="21"/>
+        </w:rPr>
+        <w:t>엘비스 프레슬리, 훌리오 이글레시아스 등 시대를 초월한 수많은 거장들에 의해 끊임없이 리메이크된 오리지널 명곡의 정수를 순수한 아날로그 프레싱으로 간직할 수 있는 소장품입니다. 팝과 클래식의 경계를 넘어 오랜 세월 곁에 두고 꺼내 들을 가치가 충분한, 모든 애호가의 음반장에 영원히 머물러야 할 보석입니다.</w:t>
+      </w:r>
+    </w:p>
+    <w:p>
+      <w:pPr>
+        <w:spacing w:line="324" w:lineRule="auto" w:after="120" w:before="160"/>
+      </w:pPr>
+      <w:r>
+        <w:rPr w:rFonts="맑은 고딕">
+          <w:rFonts w:ascii="맑은 고딕" w:hAnsi="맑은 고딕" w:eastAsia="맑은 고딕"/>
+          <w:b/>
+          <w:color w:val="4338CA"/>
+          <w:sz w:val="21"/>
+        </w:rPr>
+        <w:t>이 음반을 통해 가슴 깊은 곳에 잠들어 있던 아련한 추억과 진정한 낭만이 전해주는 감동을 다시 한번 경험해 보시는 것은 어떨까요?</w:t>
       </w:r>
     </w:p>
     <w:sectPr>
       <w:pgSz w:w="12240" w:h="15840"/>
-      <w:pgMar w:top="1440" w:right="1440" w:bottom="1440" w:left="1440" w:header="720" w:footer="720" w:gutter="0"/>
+      <w:pgMar w:top="1152" w:right="1296" w:bottom="1152" w:left="1296" w:header="720" w:footer="720" w:gutter="0"/>
       <w:cols w:space="720"/>
       <w:docGrid w:linePitch="360"/>
     </w:sectPr>

--- a/word_reports/LP_0248_위치_712_Morris Albert_Feelings.docx
+++ b/word_reports/LP_0248_위치_712_Morris Albert_Feelings.docx
@@ -32,7 +32,7 @@
     </w:p>
     <w:p>
       <w:pPr>
-        <w:spacing w:line="324" w:lineRule="auto" w:before="80" w:after="160"/>
+        <w:spacing w:line="324" w:lineRule="auto" w:before="80" w:after="120"/>
       </w:pPr>
       <w:r>
         <w:rPr w:rFonts="맑은 고딕">
@@ -42,13 +42,6 @@
           <w:sz w:val="22"/>
         </w:rPr>
         <w:t xml:space="preserve">[음반 소개] </w:t>
-      </w:r>
-      <w:r>
-        <w:rPr w:rFonts="맑은 고딕">
-          <w:rFonts w:ascii="맑은 고딕" w:hAnsi="맑은 고딕" w:eastAsia="맑은 고딕"/>
-          <w:b w:val="0"/>
-          <w:sz w:val="21"/>
-        </w:rPr>
       </w:r>
     </w:p>
     <w:p>
@@ -61,7 +54,33 @@
           <w:b w:val="0"/>
           <w:sz w:val="21"/>
         </w:rPr>
-        <w:t>1970년대 중반, 전 세계인의 메마른 가슴을 단 한 줄의 멜로디로 적시며 영원불멸의 낭만을 선사한 모리스 앨버트의 기념비적인 명반입니다. 브라질 특유의 아련한 보사노바 감수성과 유려한 오케스트레이션이 빚어낸 이 음반은, 이별의 회한과 그리움을 가장 순수하고 우아한 어조로 노래합니다. 반세기가 지난 오늘날에도 여전히 퇴색되지 않는 애절한 서정미를 품고 있으며, 시대를 초월하여 팝 발라드가 도달할 수 있는 가장 깊은 서정의 극점을 증명하는 클래식입니다.</w:t>
+        <w:t>1970년대 중반, 화려하고 자극적인 디스코 열풍과 강렬한 록 사운드가 전 세계 팝 음악계를 휩쓸던 격동의 시기에, 한 줄기 고요하고 투명한 아침 햇살처럼 다가온 음반이 있었습니다. 브라질 리오데자네이루 출신의 싱어송라이터 모리스 앨버트(Morris Albert)가 발표한 본작 『Feelings』는 거대한 음악적 소용돌이 속에서도 인간 내면의 가장 순수한 감정선인 '상실과 그리움'을 어루만지며 대중음악사에 불멸의 족적을 남긴 마스터피스입니다. 단 하나의 순수한 멜로디와 진솔한 독백이 어떻게 언어와 문화의 장벽을 넘어 전 세계인의 심장을 관통할 수 있는지를 완벽하게 증명해 낸 역사적 기록이기도 합니다.</w:t>
+      </w:r>
+    </w:p>
+    <w:p>
+      <w:pPr>
+        <w:spacing w:line="324" w:lineRule="auto" w:after="120"/>
+      </w:pPr>
+      <w:r>
+        <w:rPr w:rFonts="맑은 고딕">
+          <w:rFonts w:ascii="맑은 고딕" w:hAnsi="맑은 고딕" w:eastAsia="맑은 고딕"/>
+          <w:b w:val="0"/>
+          <w:sz w:val="21"/>
+        </w:rPr>
+        <w:t>모리스 앨버트가 이 앨범을 통해 투영하고자 했던 예술적 철학은 '장식을 덜어낸 감정의 본질'이었습니다. 그는 모국 브라질의 유려하고 서정적인 보사노바 감성을 바탕에 두고, 이를 영미 팝의 보편적인 발라드 어법과 절묘하게 결합시켰습니다. 웅장하게 과장된 오케스트레이션 대신, 여백의 미를 살린 어쿠스틱 기타와 피아노, 그리고 섬세하게 절제된 현악 편곡 위에 얹힌 그의 나지막한 보컬은 청자에게 거리를 둔 채 연주되는 음악이 아닌, 귓가에 조용히 속삭이는 은밀한 고백처럼 다가옵니다. 사랑이 떠나간 뒤 남겨진 텅 빈 공간을 음악이라는 온기로 채워 넣는 그의 작가적 시선은 당대 팝 씬에서 보기 드문 깊은 울림을 자아냈습니다.</w:t>
+      </w:r>
+    </w:p>
+    <w:p>
+      <w:pPr>
+        <w:spacing w:line="324" w:lineRule="auto" w:after="120"/>
+      </w:pPr>
+      <w:r>
+        <w:rPr w:rFonts="맑은 고딕">
+          <w:rFonts w:ascii="맑은 고딕" w:hAnsi="맑은 고딕" w:eastAsia="맑은 고딕"/>
+          <w:b w:val="0"/>
+          <w:sz w:val="21"/>
+        </w:rPr>
+        <w:t>세월이 반세기에 가깝게 흐른 지금도 이 음반이 낡지 않는 생명력을 지니는 이유는, 유행에 영합하지 않고 인간 본연의 고독과 낭만을 정면으로 마주하고 있기 때문입니다. 턴테이블의 회전과 함께 흘러나오는 그의 멜로디는 바쁜 일상을 살아가는 현대인들에게 잊고 지냈던 감수성을 환기해 주는 따스한 안식처가 되어 줍니다. 아날로그 그루브 속에 새겨진 모리스 앨버트의 숨결은 낭만이 메말라가는 오늘날, 우리가 왜 여전히 LP라는 따스한 매체를 통해 음악을 들어야 하는가에 대한 명징한 해답을 제시하고 있습니다.</w:t>
       </w:r>
     </w:p>
     <w:p>
@@ -168,7 +187,7 @@
           <w:b w:val="0"/>
           <w:sz w:val="21"/>
         </w:rPr>
-        <w:t>1975년 브라질 레이블 Beverly 및 미국의 RCA Victor를 통해 발매된 작품으로, 남미의 낭만과 영미 팝의 세련된 편곡 미학이 조화롭게 결합되어 전 세계 팝 역사에 지워지지 않을 발자취를 남긴 명작입니다.</w:t>
+        <w:t>1975년 글로벌 발매(RCA Victor 등을 통해 배급). 브라질 현지 레이블에서 시작되어 미국과 유럽을 비롯한 전 세계로 라이선스되며 소프트 록 및 이지리스닝 계열의 기념비적 명반으로 기록된 작품.</w:t>
       </w:r>
     </w:p>
     <w:p>
@@ -199,7 +218,7 @@
           <w:b w:val="0"/>
           <w:sz w:val="21"/>
         </w:rPr>
-        <w:t>타이틀곡 'Feelings'의 세계적인 폭발력에 힘입어 미국 빌보드 핫 100 차트 6위, 어덜트 컨템포러리 차트 2위를 기록하였으며, 전 세계적으로 수백만 장 이상의 음반 판매고를 올리며 글로벌 신드롬을 일으켰습니다.</w:t>
+        <w:t>타이틀곡 'Feelings'의 폭발적 인기에 힘입어 미국 빌보드 앨범 차트 상위권 진입, 미국 음반산업협회(RIAA) 골드 레코드 획득 및 전 세계 수백만 장 이상의 경이적인 판매고 기록.</w:t>
       </w:r>
     </w:p>
     <w:p>
@@ -230,7 +249,7 @@
           <w:b w:val="0"/>
           <w:sz w:val="21"/>
         </w:rPr>
-        <w:t>1976년 제18회 그래미 어워드(Grammy Awards)에서 '올해의 레코드(Record of the Year)', '올해의 노래(Song of the Year)', '최우수 남성 팝 보컬', '최우수 신인상' 등 주요 4개 부문 후보에 오르며 대중성과 예술성을 동시에 공인받았습니다.</w:t>
+        <w:t>1976년 제18회 그래미 어워드(Grammy Awards) '올해의 노래(Song of the Year)', '올해의 레코드(Record of the Year)', '최우수 남성 팝 보컬', '최우수 신인상' 등 주요 4개 부문 노미네이트.</w:t>
       </w:r>
     </w:p>
     <w:p>
@@ -306,7 +325,7 @@
           <w:b w:val="0"/>
           <w:sz w:val="21"/>
         </w:rPr>
-        <w:t>1951년 9월 7일 ~ 현재</w:t>
+        <w:t>1951년 9월 7일 출생 ~ 현재</w:t>
       </w:r>
     </w:p>
     <w:p>
@@ -337,7 +356,7 @@
           <w:b w:val="0"/>
           <w:sz w:val="21"/>
         </w:rPr>
-        <w:t>솔로</w:t>
+        <w:t>솔로 (Solo)</w:t>
       </w:r>
     </w:p>
     <w:p>
@@ -368,7 +387,7 @@
           <w:b w:val="0"/>
           <w:sz w:val="21"/>
         </w:rPr>
-        <w:t>리우데자네이루 출신의 싱어송라이터 모리스 앨버트는 남미 특유의 멜랑콜리와 영미식 소프트 록의 절제미를 완벽하게 융합해 낸 독보적인 보컬리스트입니다. 가슴 깊은 곳을 울리는 나직하고도 호소력 짙은 음색으로 1970년대 어덜트 컨템포러리 팝의 황금기를 이끌었으며, 팝 음악사에 서정주의의 상징과도 같은 족적을 남겼습니다.</w:t>
+        <w:t>라틴 음악의 서정미와 영미 팝 발라드의 세련미를 융합하여 세계적인 성공을 거둔 브라질 출신의 대표 싱어송라이터입니다. 특유의 애수 어린 미성과 뛰어난 멜로디 메이킹 능력을 바탕으로 1970년대 어덜트 컨템포러리 장르의 황금기를 이끌었습니다.</w:t>
       </w:r>
     </w:p>
     <w:p>
@@ -413,7 +432,7 @@
           <w:b w:val="0"/>
           <w:sz w:val="21"/>
         </w:rPr>
-        <w:t>하드 록과 디스코의 거센 물결 속에서 순수한 멜로디 중심 스탠더드 팝의 위엄과 품격을 지켜낸 음악사적 분수령입니다. 화려함보다는 내면의 결을 섬세하게 어루만지는 절제된 악기 구성과 웅장한 현악 편곡의 조화는, 오늘날까지도 이지 리스닝 및 서정 발라드의 모범적 전형으로 칭송받고 있습니다.</w:t>
+        <w:t>거대 자본과 상업적 기획이 주도하던 70년대 중반 팝 시장에서, 남미 출신 아티스트의 자작곡이 지닌 순수한 서정성만으로 빌보드 메인 스트림을 석권할 수 있음을 입증한 팝 음악사적 전환점이 되는 앨범입니다.</w:t>
       </w:r>
     </w:p>
     <w:p>
@@ -444,7 +463,7 @@
           <w:b w:val="0"/>
           <w:sz w:val="21"/>
         </w:rPr>
-        <w:t>베트남 전쟁 종전 전후, 급변하는 사회적 격변 속에서 정서적 안식처를 갈망하던 1970년대 대중에게 이 음반은 더없는 위로가 되어주었습니다. 라디오 전파를 타고 흘러나오던 그의 애절한 고백은 사랑과 상실을 경험한 청춘들의 마음을 관통하며, 빛바랜 시절의 순수와 낭만을 대변하는 시대의 송가로 아로새겨졌습니다.</w:t>
+        <w:t>베트남 전쟁 종전 이후의 허탈감과 급격한 도시화로 인한 고독감이 공존하던 1970년대 청년 세대들에게 깊은 정서적 위로를 건넸으며, 당시 심야 라디오 방송의 시그널과 음악다방의 단골 레퍼토리로 시대를 풍미했습니다.</w:t>
       </w:r>
     </w:p>
     <w:p>
@@ -489,7 +508,99 @@
           <w:b w:val="0"/>
           <w:sz w:val="21"/>
         </w:rPr>
-        <w:t>첫 소절부터 심금을 울리는 불멸의 트랙 'Feelings'는 담담한 어쿠스틱 기타와 서정적인 스트링 편곡 위로 모리스 앨버트의 깊은 비브라토가 얹혀 슬픔의 미학을 완성합니다. 이에 더해 감미로운 멜로디가 빛나는 'Woman'과 은은한 소울의 서정이 감도는 'Sweet Loving Man' 등 수록곡 전반이 따뜻하고 유려한 감정선을 빈틈없이 이어갑니다.</w:t>
+      </w:r>
+    </w:p>
+    <w:p>
+      <w:pPr>
+        <w:spacing w:line="324" w:lineRule="auto" w:after="80"/>
+      </w:pPr>
+      <w:r>
+        <w:rPr w:rFonts="맑은 고딕">
+          <w:rFonts w:ascii="맑은 고딕" w:hAnsi="맑은 고딕" w:eastAsia="맑은 고딕"/>
+          <w:b w:val="0"/>
+          <w:color w:val="6B7280"/>
+          <w:sz w:val="21"/>
+        </w:rPr>
+        <w:t xml:space="preserve">· </w:t>
+      </w:r>
+      <w:r>
+        <w:rPr w:rFonts="맑은 고딕">
+          <w:rFonts w:ascii="맑은 고딕" w:hAnsi="맑은 고딕" w:eastAsia="맑은 고딕"/>
+          <w:b/>
+          <w:color w:val="1F2937"/>
+          <w:sz w:val="21"/>
+        </w:rPr>
+        <w:t xml:space="preserve">"Feelings": </w:t>
+      </w:r>
+      <w:r>
+        <w:rPr w:rFonts="맑은 고딕">
+          <w:rFonts w:ascii="맑은 고딕" w:hAnsi="맑은 고딕" w:eastAsia="맑은 고딕"/>
+          <w:b w:val="0"/>
+          <w:sz w:val="21"/>
+        </w:rPr>
+        <w:t>전 세계 수많은 아티스트에 의해 리메이크된 불멸의 명곡으로, 첫 소절의 현악 도입부부터 비장미 넘치는 후렴구까지 사랑의 회한을 완벽하게 묘사한 트랙.</w:t>
+      </w:r>
+    </w:p>
+    <w:p>
+      <w:pPr>
+        <w:spacing w:line="324" w:lineRule="auto" w:after="80"/>
+      </w:pPr>
+      <w:r>
+        <w:rPr w:rFonts="맑은 고딕">
+          <w:rFonts w:ascii="맑은 고딕" w:hAnsi="맑은 고딕" w:eastAsia="맑은 고딕"/>
+          <w:b w:val="0"/>
+          <w:color w:val="6B7280"/>
+          <w:sz w:val="21"/>
+        </w:rPr>
+        <w:t xml:space="preserve">· </w:t>
+      </w:r>
+      <w:r>
+        <w:rPr w:rFonts="맑은 고딕">
+          <w:rFonts w:ascii="맑은 고딕" w:hAnsi="맑은 고딕" w:eastAsia="맑은 고딕"/>
+          <w:b/>
+          <w:color w:val="1F2937"/>
+          <w:sz w:val="21"/>
+        </w:rPr>
+        <w:t xml:space="preserve">"Leave Me": </w:t>
+      </w:r>
+      <w:r>
+        <w:rPr w:rFonts="맑은 고딕">
+          <w:rFonts w:ascii="맑은 고딕" w:hAnsi="맑은 고딕" w:eastAsia="맑은 고딕"/>
+          <w:b w:val="0"/>
+          <w:sz w:val="21"/>
+        </w:rPr>
+        <w:t>처연한 피아노 반주와 모리스 앨버트의 절절한 보컬이 어우러져 이별의 아픔을 극대화하는 서정 발라드의 숨은 백미.</w:t>
+      </w:r>
+    </w:p>
+    <w:p>
+      <w:pPr>
+        <w:spacing w:line="324" w:lineRule="auto" w:after="80"/>
+      </w:pPr>
+      <w:r>
+        <w:rPr w:rFonts="맑은 고딕">
+          <w:rFonts w:ascii="맑은 고딕" w:hAnsi="맑은 고딕" w:eastAsia="맑은 고딕"/>
+          <w:b w:val="0"/>
+          <w:color w:val="6B7280"/>
+          <w:sz w:val="21"/>
+        </w:rPr>
+        <w:t xml:space="preserve">· </w:t>
+      </w:r>
+      <w:r>
+        <w:rPr w:rFonts="맑은 고딕">
+          <w:rFonts w:ascii="맑은 고딕" w:hAnsi="맑은 고딕" w:eastAsia="맑은 고딕"/>
+          <w:b/>
+          <w:color w:val="1F2937"/>
+          <w:sz w:val="21"/>
+        </w:rPr>
+        <w:t xml:space="preserve">"Ways of Fire / Booga Marie": </w:t>
+      </w:r>
+      <w:r>
+        <w:rPr w:rFonts="맑은 고딕">
+          <w:rFonts w:ascii="맑은 고딕" w:hAnsi="맑은 고딕" w:eastAsia="맑은 고딕"/>
+          <w:b w:val="0"/>
+          <w:sz w:val="21"/>
+        </w:rPr>
+        <w:t>아티스트의 브라질리언 감성과 리듬감이 산뜻하게 묻어나는 트랙으로 앨범 전체의 음악적 스펙트럼을 넓혀주는 곡.</w:t>
       </w:r>
     </w:p>
     <w:p>
@@ -520,7 +631,7 @@
           <w:b w:val="0"/>
           <w:sz w:val="21"/>
         </w:rPr>
-        <w:t>턴테이블의 바늘이 소리골을 스치며 자아내는 은은한 아날로그 온기는, 진공관 앰프를 거칠 때 오케스트라 현악의 풍성한 배음과 보컬의 숨결을 극적으로 살려냅니다. 조도를 낮춘 공간에서 LP 특유의 밀도 높은 공명에 귀를 기울이면, 디지털 음원에서는 느낄 수 없는 깊은 공간감과 온화한 울림을 만끽할 수 있습니다.</w:t>
+        <w:t>진공관 앰프 특유의 포근한 배음과 아날로그 카트리지가 짚어내는 섬세한 현악의 질감이 만날 때 곡의 진가가 드러납니다. 늦은 밤, 조명을 낮추고 와인 한 잔을 곁들이며 바늘이 회전할 때 발생하는 미세한 틱 노이즈까지 하나의 악기로 품어 감상하기를 권합니다.</w:t>
       </w:r>
     </w:p>
     <w:p>
@@ -551,7 +662,7 @@
           <w:b w:val="0"/>
           <w:sz w:val="21"/>
         </w:rPr>
-        <w:t>엘비스 프레슬리, 훌리오 이글레시아스 등 시대를 초월한 수많은 거장들에 의해 끊임없이 리메이크된 오리지널 명곡의 정수를 순수한 아날로그 프레싱으로 간직할 수 있는 소장품입니다. 팝과 클래식의 경계를 넘어 오랜 세월 곁에 두고 꺼내 들을 가치가 충분한, 모든 애호가의 음반장에 영원히 머물러야 할 보석입니다.</w:t>
+        <w:t>시대를 풍미한 세기의 명곡 오리지널 사운드가 지닌 아우라를 소장할 수 있는 기회이며, 1970년대 아날로그 레코딩 특유의 유려하고 따스한 사운드 질감을 온전히 만끽할 수 있는 필청 바이닐입니다.</w:t>
       </w:r>
     </w:p>
     <w:p>
@@ -565,7 +676,7 @@
           <w:color w:val="4338CA"/>
           <w:sz w:val="21"/>
         </w:rPr>
-        <w:t>이 음반을 통해 가슴 깊은 곳에 잠들어 있던 아련한 추억과 진정한 낭만이 전해주는 감동을 다시 한번 경험해 보시는 것은 어떨까요?</w:t>
+        <w:t>이 음반을 통해 가슴 깊은 곳에 묻어둔 순수했던 날의 그리움과 시대를 초월한 멜로디가 전해주는 감동을 다시 한번 경험해 보시는 것은 어떨까요?</w:t>
       </w:r>
     </w:p>
     <w:sectPr>
